--- a/deliverables/presentation/GreineQ_CA2_Speaker_Notes.docx
+++ b/deliverables/presentation/GreineQ_CA2_Speaker_Notes.docx
@@ -144,7 +144,7 @@
     </w:p>
     <w:p>
       <w:r>
-        <w:t>The dashboard is the working-deployment mark: Digital Twin, Play vs Agent, curated results, and a live AEMO panel. Ethics is broader than bill harm: transparency of experimental tariff and partial live inputs; privacy and consent for future smart-meter data; fairness of access to batteries and tariffs; generalisability limited to one Ausgrid household and NSW1; safety via SOC and power limits, manual override, and greedy as fallback; and honesty that this is a software twin, not a physical battery. Play vs Agent is an interactive oversight demonstration — not a scientifically fair competition — because the human and privileged agent do not necessarily receive identical foresight.</w:t>
+        <w:t>The dashboard is the working-deployment mark. Top nav: Digital Twin, Price Monitor, Agent Play, Results, Overview. Twin auto-runs once, then use Run comparison after settings change; winner strip, charts, and timestep inspector. Price Monitor is live AEMO NSW1 with typical PV/load — separate from historical Twin. Ethics is broader than bill harm: transparency of experimental tariff and partial live inputs; privacy and consent for future smart-meter data; fairness of access to batteries and tariffs; generalisability limited to one Ausgrid household and NSW1; safety via SOC and power limits, manual override, and greedy as fallback; and honesty that this is a software twin, not a physical battery. Agent Play is an interactive oversight demonstration — not a scientifically fair competition — because the human always sees a realistic forecast while Privileged Q may use true four-hour direction. Operator steps are in deliverables/GreineQ_User_Guide.docx.</w:t>
       </w:r>
     </w:p>
     <w:p>
@@ -170,7 +170,7 @@
     </w:p>
     <w:p>
       <w:r>
-        <w:t>Close in one line: we made arbitrage actionable, tested whether a four-hour three-bin direction feature helps tabular RL, found it does not beat greedy under this setup, and shipped a dashboard that makes that gap visible. Hand to Q&amp;A.</w:t>
+        <w:t>Close in one line: we made arbitrage actionable, tested whether a four-hour three-bin direction feature helps tabular RL, found it does not beat greedy under this setup, and shipped a dashboard that makes that gap visible. Demo path: Overview → Twin → Results → Agent Play (oversight) → optional Price Monitor. Hand to Q&amp;A.</w:t>
       </w:r>
     </w:p>
     <w:p>
@@ -183,7 +183,7 @@
     </w:p>
     <w:p>
       <w:r>
-        <w:t>Sources slide — do not present unless asked. Keep visible only if the panel requests provenance.</w:t>
+        <w:t>Sources slide — do not present unless asked. Keep visible only if the panel requests provenance. Point to User Guide Word doc and local localhost:8501 if asked how to operate the twin.</w:t>
       </w:r>
     </w:p>
     <w:p>
@@ -232,6 +232,22 @@
       </w:pPr>
       <w:r>
         <w:t>Say: tabular keeps values inspectable — not “exact forever”.</w:t>
+      </w:r>
+    </w:p>
+    <w:p>
+      <w:pPr>
+        <w:pStyle w:val="ListBullet"/>
+      </w:pPr>
+      <w:r>
+        <w:t>Say: Agent Play is an oversight demo — realistic forecast for the human.</w:t>
+      </w:r>
+    </w:p>
+    <w:p>
+      <w:pPr>
+        <w:pStyle w:val="ListBullet"/>
+      </w:pPr>
+      <w:r>
+        <w:t>Say: Price Monitor is live wholesale + typical PV/load — not historical Twin.</w:t>
       </w:r>
     </w:p>
     <w:p>

--- a/deliverables/presentation/GreineQ_CA2_Speaker_Notes.docx
+++ b/deliverables/presentation/GreineQ_CA2_Speaker_Notes.docx
@@ -19,7 +19,7 @@
         <w:t xml:space="preserve">Synced with PowerPoint Presenter View notes (same wording). </w:t>
       </w:r>
       <w:r>
-        <w:t>Brand spelling: GréineQ. Fill in student numbers before submission.</w:t>
+        <w:t>Brand spelling: GréineQ. Format: 15-minute recorded presentation — no technical Q&amp;A. Team roster and student numbers are on the title slide.</w:t>
       </w:r>
     </w:p>
     <w:p>
@@ -35,7 +35,7 @@
         <w:pStyle w:val="ListBullet"/>
       </w:pPr>
       <w:r>
-        <w:t>Nathan Lucio — [Student No.] — Data &amp; MDP / Twin demo driver</w:t>
+        <w:t>Nathan Rocha — 20082900 — Data &amp; MDP / Twin demo driver</w:t>
       </w:r>
     </w:p>
     <w:p>
@@ -43,17 +43,38 @@
         <w:pStyle w:val="ListBullet"/>
       </w:pPr>
       <w:r>
-        <w:t>Nadeesha Jayasuriya — [Student No.] — RL experiment / Results narrator</w:t>
+        <w:t>Nadeesha Jayasuriya — 20093736 — RL experiment / Results narrator</w:t>
+      </w:r>
+    </w:p>
+    <w:p>
+      <w:pPr>
+        <w:pStyle w:val="ListBullet"/>
+      </w:pPr>
+      <w:r>
+        <w:t>Emmanuel Addoh — 10592825 — Opening &amp; closing (non-technical)</w:t>
+      </w:r>
+    </w:p>
+    <w:p>
+      <w:pPr>
+        <w:pStyle w:val="ListBullet"/>
+      </w:pPr>
+      <w:r>
+        <w:t>Bahadir Demir — 20098301 — Dashboard &amp; demo support</w:t>
       </w:r>
     </w:p>
     <w:p>
       <w:r>
-        <w:t>Spoken ownership: Nathan slides 1–3 and 7; Nadeesha slides 4–6 and 8–9. Both answer any Q&amp;A topic.</w:t>
+        <w:t>Spoken ownership: Emmanuel Addoh — slides 1 (title/team) and 9 (closing takeaways), non-technical. Nathan Rocha — slides 2–3 and 7. Nadeesha Jayasuriya — slides 4–6 and 8. Bahadir Demir — recorded demo backup (clicks if Nathan needs a hand).</w:t>
       </w:r>
     </w:p>
     <w:p>
       <w:r>
-        <w:t>Live demo: Nathan = driver (mouse only); Nadeesha = narrator; backup operator = the other person if primary fails.</w:t>
+        <w:t>Recorded run order: slides 1–8 (~8 min) → dashboard demo (~5–5.5 min) → slide 9 close (~1–1.5 min). Total 15 minutes. Do not leave time for Q&amp;A. Skip sources slide in the recording.</w:t>
+      </w:r>
+    </w:p>
+    <w:p>
+      <w:r>
+        <w:t>Demo on recording: Nathan Rocha = driver; Nadeesha Jayasuriya = narrator / clock; Bahadir Demir = backup. Emmanuel Addoh speaks only open and close — no demo mouse.</w:t>
       </w:r>
     </w:p>
     <w:p>
@@ -66,7 +87,7 @@
     </w:p>
     <w:p>
       <w:r>
-        <w:t>CA1 asked whether RL could beat simple solar self-consumption. CA2 asks whether forward-looking price information helps a tabular agent time grid arbitrage — and we tested that with a deployed digital twin. Nathan introduces the team and problem; Nadeesha owns the experiment narrative.</w:t>
+        <w:t>CA1 asked whether RL could beat simple solar self-consumption. CA2 asks whether forward-looking price information helps a tabular agent time grid arbitrage — and we tested that with a deployed digital twin. Emmanuel opens with the team and closes takeaways (non-technical). Nathan covers the problem/MDP and drives the Twin demo; Nadeesha owns the experiment narrative; Bahadir supports the recorded dashboard demo (backup clicks if needed).</w:t>
       </w:r>
     </w:p>
     <w:p>
@@ -157,7 +178,7 @@
     </w:p>
     <w:p>
       <w:r>
-        <w:t>Be precise, not generic. Limitations: three-bin direction without magnitude; experimental wholesale export; larger privileged table may under-train at 10k episodes; live feed is price-real and meter-partial. Next step targets magnitude or spread foresight — the bottleneck we identified — and keep greedy as a safety baseline until RL beats it on held-out days.</w:t>
+        <w:t>Be precise, not generic. Limitations: three-bin direction without magnitude; experimental wholesale export; larger privileged table may under-train at 10k episodes; live feed is price-real and meter-partial. Next step targets magnitude or spread foresight — the bottleneck we identified — and keep greedy as a safety baseline until RL beats it on held-out days. After this slide: switch to the dashboard for the recorded demo (~5 min), then return for Emmanuel’s slide 9 close.</w:t>
       </w:r>
     </w:p>
     <w:p>
@@ -170,7 +191,7 @@
     </w:p>
     <w:p>
       <w:r>
-        <w:t>Close in one line: we made arbitrage actionable, tested whether a four-hour three-bin direction feature helps tabular RL, found it does not beat greedy under this setup, and shipped a dashboard that makes that gap visible. Demo path: Overview → Twin → Results → Agent Play (oversight) → optional Price Monitor. Hand to Q&amp;A.</w:t>
+        <w:t>Emmanuel closes the recording in one plain line: we made arbitrage actionable, tested whether a four-hour three-bin direction feature helps tabular RL, found it does not beat greedy under this setup, and shipped a dashboard that makes that gap visible. Stop cleanly — this is a 15-minute recording with no Q&amp;A.</w:t>
       </w:r>
     </w:p>
     <w:p>
@@ -183,7 +204,7 @@
     </w:p>
     <w:p>
       <w:r>
-        <w:t>Sources slide — do not present unless asked. Keep visible only if the panel requests provenance. Point to User Guide Word doc and local localhost:8501 if asked how to operate the twin.</w:t>
+        <w:t>Sources slide — do not include in the recording unless the brief requires provenance on screen.</w:t>
       </w:r>
     </w:p>
     <w:p>
